--- a/Cover_Letters/Shinoy_Thales_Software_Platform_Engineer_Cover_Letter.docx
+++ b/Cover_Letters/Shinoy_Thales_Software_Platform_Engineer_Cover_Letter.docx
@@ -14,7 +14,7 @@
     </w:p>
     <w:p>
       <w:r>
-        <w:t>September 29, 2026</w:t>
+        <w:t>October 21, 2026</w:t>
       </w:r>
     </w:p>
     <w:p>
@@ -25,7 +25,7 @@
     <w:p/>
     <w:p>
       <w:r>
-        <w:t>Hi Marco ten Thije,</w:t>
+        <w:t>Hi Thales Hiring Team,</w:t>
       </w:r>
     </w:p>
     <w:p>
@@ -35,12 +35,7 @@
     </w:p>
     <w:p>
       <w:r>
-        <w:t>Your work on combat and information management systems at Thales appeals to me because it involves critical infrastructure where reliability matters. My background includes building automated CI/CD pipelines, writing Python and Bash scripts, and managing Linux environments. I have also used tools like Jenkins and Git extensively in my past roles, which fits well with the tooling stack used in the Csharks team.</w:t>
-      </w:r>
-    </w:p>
-    <w:p>
-      <w:r>
-        <w:t>I am comfortable working in multidisciplinary Agile teams and enjoy the mix of infrastructure and software development tasks this role offers. I also bring experience using AI coding tools like Gemini Code Assist to speed up script generation and deployment.</w:t>
+        <w:t>Your software platform team focuses on developing infrastructure software for critical combat and sensor systems, which aligns well with my background in infrastructure provisioning and CI/CD pipelines. In my recent roles, I have worked extensively with Linux environments, Jenkins for continuous integration, and Terraform for infrastructure setup, while also using Python and Java for development tasks. I enjoy working across disciplines and collaborating closely with different teams to ensure reliable builds.</w:t>
       </w:r>
     </w:p>
     <w:p>
